--- a/Assignments/Assignment_5/S01/session 1.docx
+++ b/Assignments/Assignment_5/S01/session 1.docx
@@ -11,6 +11,7 @@
           <w:bCs/>
         </w:rPr>
       </w:pPr>
+      <w:proofErr w:type="gramStart"/>
       <w:r>
         <w:rPr>
           <w:b/>
@@ -23,7 +24,15 @@
           <w:b/>
           <w:bCs/>
         </w:rPr>
-        <w:t xml:space="preserve">: </w:t>
+        <w:t>:</w:t>
+      </w:r>
+      <w:proofErr w:type="gramEnd"/>
+      <w:r>
+        <w:rPr>
+          <w:b/>
+          <w:bCs/>
+        </w:rPr>
+        <w:t xml:space="preserve"> </w:t>
       </w:r>
       <w:r>
         <w:rPr>
@@ -33,6 +42,7 @@
         <w:t>1</w:t>
       </w:r>
     </w:p>
+    <w:p/>
     <w:p>
       <w:pPr>
         <w:rPr>
@@ -42,6 +52,7 @@
           <w:szCs w:val="32"/>
         </w:rPr>
       </w:pPr>
+      <w:proofErr w:type="gramStart"/>
       <w:r>
         <w:rPr>
           <w:b/>
@@ -49,8 +60,9 @@
           <w:sz w:val="32"/>
           <w:szCs w:val="32"/>
         </w:rPr>
-        <w:t>Task : 1</w:t>
-      </w:r>
+        <w:t>Task :</w:t>
+      </w:r>
+      <w:proofErr w:type="gramEnd"/>
       <w:r>
         <w:rPr>
           <w:b/>
@@ -58,7 +70,7 @@
           <w:sz w:val="32"/>
           <w:szCs w:val="32"/>
         </w:rPr>
-        <w:t xml:space="preserve"> </w:t>
+        <w:t xml:space="preserve"> 1</w:t>
       </w:r>
       <w:r>
         <w:rPr>
@@ -67,64 +79,64 @@
           <w:sz w:val="32"/>
           <w:szCs w:val="32"/>
         </w:rPr>
-        <w:t>Open Instagram's home page in Chrome, right-click on a post image, and use Inspect Element to find the exact HTML tag and CSS class used for the image container. Write down the tag name and class.</w:t>
-      </w:r>
-    </w:p>
-    <w:p>
-      <w:pPr>
-        <w:pStyle w:val="ListParagraph"/>
-        <w:numPr>
-          <w:ilvl w:val="0"/>
-          <w:numId w:val="1"/>
-        </w:numPr>
+        <w:t xml:space="preserve"> </w:t>
+      </w:r>
+      <w:r>
         <w:rPr>
           <w:b/>
           <w:bCs/>
           <w:sz w:val="32"/>
           <w:szCs w:val="32"/>
         </w:rPr>
-      </w:pPr>
-      <w:r>
+        <w:t>Open Instagram's home page in Chrome, right-click on a post image, and use Inspect Element to find the exact HTML tag and CSS class used for the image container. Write down the tag name and class.</w:t>
+      </w:r>
+    </w:p>
+    <w:p>
+      <w:pPr>
+        <w:pStyle w:val="ListParagraph"/>
         <w:rPr>
           <w:sz w:val="28"/>
           <w:szCs w:val="28"/>
         </w:rPr>
-        <w:t xml:space="preserve">HTML Tags:-  </w:t>
-      </w:r>
+      </w:pPr>
       <w:r>
         <w:rPr>
           <w:sz w:val="28"/>
           <w:szCs w:val="28"/>
         </w:rPr>
-        <w:t>HTML tag, Head</w:t>
-      </w:r>
+        <w:t xml:space="preserve"> HTML </w:t>
+      </w:r>
+      <w:proofErr w:type="gramStart"/>
       <w:r>
         <w:rPr>
           <w:sz w:val="28"/>
           <w:szCs w:val="28"/>
         </w:rPr>
-        <w:t xml:space="preserve">, body, </w:t>
-      </w:r>
+        <w:t>Tags:-</w:t>
+      </w:r>
+      <w:proofErr w:type="gramEnd"/>
       <w:r>
         <w:rPr>
           <w:sz w:val="28"/>
           <w:szCs w:val="28"/>
         </w:rPr>
-        <w:t>Link tag</w:t>
-      </w:r>
+        <w:t xml:space="preserve"> html, head, body, title, meta, div, main, article, </w:t>
+      </w:r>
+      <w:proofErr w:type="spellStart"/>
       <w:r>
         <w:rPr>
           <w:sz w:val="28"/>
           <w:szCs w:val="28"/>
         </w:rPr>
-        <w:t>, Title , style, script,</w:t>
-      </w:r>
+        <w:t>img</w:t>
+      </w:r>
+      <w:proofErr w:type="spellEnd"/>
       <w:r>
         <w:rPr>
           <w:sz w:val="28"/>
           <w:szCs w:val="28"/>
         </w:rPr>
-        <w:t xml:space="preserve"> </w:t>
+        <w:t xml:space="preserve">, a, button, </w:t>
       </w:r>
       <w:proofErr w:type="spellStart"/>
       <w:r>
@@ -132,7 +144,7 @@
           <w:sz w:val="28"/>
           <w:szCs w:val="28"/>
         </w:rPr>
-        <w:t>img</w:t>
+        <w:t>svg</w:t>
       </w:r>
       <w:proofErr w:type="spellEnd"/>
       <w:r>
@@ -140,67 +152,62 @@
           <w:sz w:val="28"/>
           <w:szCs w:val="28"/>
         </w:rPr>
-        <w:t>,</w:t>
-      </w:r>
-      <w:r>
+        <w:t>, path.</w:t>
+      </w:r>
+    </w:p>
+    <w:p>
+      <w:pPr>
+        <w:pStyle w:val="ListParagraph"/>
         <w:rPr>
           <w:sz w:val="28"/>
           <w:szCs w:val="28"/>
         </w:rPr>
-        <w:t xml:space="preserve"> </w:t>
-      </w:r>
-      <w:r>
+      </w:pPr>
+    </w:p>
+    <w:p>
+      <w:pPr>
+        <w:pStyle w:val="ListParagraph"/>
         <w:rPr>
           <w:sz w:val="28"/>
           <w:szCs w:val="28"/>
         </w:rPr>
-        <w:t xml:space="preserve">meta, </w:t>
-      </w:r>
+      </w:pPr>
       <w:r>
         <w:rPr>
           <w:sz w:val="28"/>
           <w:szCs w:val="28"/>
         </w:rPr>
-        <w:t>div, ul, li, button, article</w:t>
-      </w:r>
+        <w:t xml:space="preserve">CSS </w:t>
+      </w:r>
+      <w:proofErr w:type="gramStart"/>
       <w:r>
         <w:rPr>
           <w:sz w:val="28"/>
           <w:szCs w:val="28"/>
         </w:rPr>
-        <w:t xml:space="preserve">, </w:t>
-      </w:r>
-      <w:proofErr w:type="spellStart"/>
+        <w:t>Class:-</w:t>
+      </w:r>
+      <w:proofErr w:type="gramEnd"/>
       <w:r>
         <w:rPr>
           <w:sz w:val="28"/>
           <w:szCs w:val="28"/>
         </w:rPr>
-        <w:t>svg</w:t>
-      </w:r>
-      <w:proofErr w:type="spellEnd"/>
-      <w:r>
+        <w:t xml:space="preserve"> x78zum5 xdt5ytf xg6iff7 xippug5 x1n2onr6, x1lliihq x1n2onr6 x9bdzbf, x5yr21d xu96u03 x10l6tqk x13vifvy x87ps6o xh8yej3.</w:t>
+      </w:r>
+    </w:p>
+    <w:p>
+      <w:pPr>
+        <w:pStyle w:val="ListParagraph"/>
         <w:rPr>
           <w:sz w:val="28"/>
           <w:szCs w:val="28"/>
         </w:rPr>
-        <w:t>, polyline, line</w:t>
-      </w:r>
-      <w:r>
-        <w:rPr>
-          <w:sz w:val="28"/>
-          <w:szCs w:val="28"/>
-        </w:rPr>
-        <w:t>.</w:t>
-      </w:r>
+      </w:pPr>
     </w:p>
     <w:p>
       <w:pPr>
         <w:pStyle w:val="ListParagraph"/>
-        <w:numPr>
-          <w:ilvl w:val="0"/>
-          <w:numId w:val="1"/>
-        </w:numPr>
         <w:rPr>
           <w:b/>
           <w:bCs/>
@@ -208,59 +215,9 @@
           <w:szCs w:val="32"/>
         </w:rPr>
       </w:pPr>
-      <w:r>
-        <w:rPr>
-          <w:sz w:val="28"/>
-          <w:szCs w:val="28"/>
-        </w:rPr>
-        <w:t xml:space="preserve">CSS </w:t>
-      </w:r>
-      <w:r>
-        <w:rPr>
-          <w:sz w:val="28"/>
-          <w:szCs w:val="28"/>
-        </w:rPr>
-        <w:t xml:space="preserve">Class:- </w:t>
-      </w:r>
-      <w:r>
-        <w:rPr>
-          <w:sz w:val="28"/>
-          <w:szCs w:val="28"/>
-        </w:rPr>
-        <w:t>x78zum5 xdt5ytf xg6iff7 xippug5 x1n2onr6</w:t>
-      </w:r>
-      <w:r>
-        <w:rPr>
-          <w:sz w:val="28"/>
-          <w:szCs w:val="28"/>
-        </w:rPr>
-        <w:t xml:space="preserve">, </w:t>
-      </w:r>
-      <w:r>
-        <w:rPr>
-          <w:sz w:val="28"/>
-          <w:szCs w:val="28"/>
-        </w:rPr>
-        <w:t>x1lliihq x1n2onr6 x9bdzbf</w:t>
-      </w:r>
-      <w:r>
-        <w:rPr>
-          <w:sz w:val="28"/>
-          <w:szCs w:val="28"/>
-        </w:rPr>
-        <w:t xml:space="preserve">, </w:t>
-      </w:r>
-      <w:r>
-        <w:rPr>
-          <w:sz w:val="28"/>
-          <w:szCs w:val="28"/>
-        </w:rPr>
-        <w:t>x5yr21d xu96u03 x10l6tqk x13vifvy x87ps6o xh8yej3</w:t>
-      </w:r>
-    </w:p>
-    <w:p>
-      <w:pPr>
-        <w:pStyle w:val="ListParagraph"/>
+    </w:p>
+    <w:p>
+      <w:pPr>
         <w:rPr>
           <w:b/>
           <w:bCs/>
@@ -268,16 +225,15 @@
           <w:szCs w:val="32"/>
         </w:rPr>
       </w:pPr>
-    </w:p>
-    <w:p>
-      <w:pPr>
+      <w:r>
         <w:rPr>
           <w:b/>
           <w:bCs/>
           <w:sz w:val="32"/>
           <w:szCs w:val="32"/>
         </w:rPr>
-      </w:pPr>
+        <w:t xml:space="preserve">Task: 3 </w:t>
+      </w:r>
       <w:r>
         <w:rPr>
           <w:b/>
@@ -285,8 +241,9 @@
           <w:sz w:val="32"/>
           <w:szCs w:val="32"/>
         </w:rPr>
-        <w:t xml:space="preserve">Task: 3 </w:t>
-      </w:r>
+        <w:t xml:space="preserve">Use Chrome </w:t>
+      </w:r>
+      <w:proofErr w:type="spellStart"/>
       <w:r>
         <w:rPr>
           <w:b/>
@@ -294,9 +251,9 @@
           <w:sz w:val="32"/>
           <w:szCs w:val="32"/>
         </w:rPr>
-        <w:t xml:space="preserve">Use Chrome </w:t>
-      </w:r>
-      <w:proofErr w:type="spellStart"/>
+        <w:t>DevTools</w:t>
+      </w:r>
+      <w:proofErr w:type="spellEnd"/>
       <w:r>
         <w:rPr>
           <w:b/>
@@ -304,9 +261,9 @@
           <w:sz w:val="32"/>
           <w:szCs w:val="32"/>
         </w:rPr>
-        <w:t>DevTools</w:t>
-      </w:r>
-      <w:proofErr w:type="spellEnd"/>
+        <w:t xml:space="preserve"> to change the background </w:t>
+      </w:r>
+      <w:proofErr w:type="spellStart"/>
       <w:r>
         <w:rPr>
           <w:b/>
@@ -314,9 +271,9 @@
           <w:sz w:val="32"/>
           <w:szCs w:val="32"/>
         </w:rPr>
-        <w:t xml:space="preserve"> to change the background </w:t>
-      </w:r>
-      <w:proofErr w:type="spellStart"/>
+        <w:t>color</w:t>
+      </w:r>
+      <w:proofErr w:type="spellEnd"/>
       <w:r>
         <w:rPr>
           <w:b/>
@@ -324,9 +281,9 @@
           <w:sz w:val="32"/>
           <w:szCs w:val="32"/>
         </w:rPr>
-        <w:t>color</w:t>
-      </w:r>
-      <w:proofErr w:type="spellEnd"/>
+        <w:t xml:space="preserve"> of your name (in myprofile.html) to any </w:t>
+      </w:r>
+      <w:proofErr w:type="spellStart"/>
       <w:r>
         <w:rPr>
           <w:b/>
@@ -334,9 +291,9 @@
           <w:sz w:val="32"/>
           <w:szCs w:val="32"/>
         </w:rPr>
-        <w:t xml:space="preserve"> of your name (in myprofile.html) to any </w:t>
-      </w:r>
-      <w:proofErr w:type="spellStart"/>
+        <w:t>color</w:t>
+      </w:r>
+      <w:proofErr w:type="spellEnd"/>
       <w:r>
         <w:rPr>
           <w:b/>
@@ -344,21 +301,22 @@
           <w:sz w:val="32"/>
           <w:szCs w:val="32"/>
         </w:rPr>
-        <w:t>color</w:t>
-      </w:r>
-      <w:proofErr w:type="spellEnd"/>
-      <w:r>
+        <w:t xml:space="preserve"> you like, live in the browser, without editing the HTML file.</w:t>
+      </w:r>
+    </w:p>
+    <w:p>
+      <w:pPr>
         <w:rPr>
           <w:b/>
           <w:bCs/>
           <w:sz w:val="32"/>
           <w:szCs w:val="32"/>
         </w:rPr>
-        <w:t xml:space="preserve"> you like, live in the browser, without editing the HTML file.</w:t>
-      </w:r>
-    </w:p>
-    <w:p>
-      <w:pPr>
+      </w:pPr>
+    </w:p>
+    <w:p>
+      <w:pPr>
+        <w:pStyle w:val="ListParagraph"/>
         <w:rPr>
           <w:b/>
           <w:bCs/>
@@ -366,29 +324,14 @@
           <w:szCs w:val="32"/>
         </w:rPr>
       </w:pPr>
-    </w:p>
-    <w:p>
-      <w:pPr>
-        <w:pStyle w:val="ListParagraph"/>
-        <w:numPr>
-          <w:ilvl w:val="0"/>
-          <w:numId w:val="2"/>
-        </w:numPr>
-        <w:rPr>
-          <w:b/>
-          <w:bCs/>
-          <w:sz w:val="32"/>
-          <w:szCs w:val="32"/>
-        </w:rPr>
-      </w:pPr>
       <w:r>
         <w:rPr>
           <w:noProof/>
         </w:rPr>
         <w:drawing>
-          <wp:inline distT="0" distB="0" distL="0" distR="0" wp14:anchorId="0F3A3D32" wp14:editId="662B57F9">
-            <wp:extent cx="5499753" cy="3390900"/>
-            <wp:effectExtent l="0" t="0" r="5715" b="0"/>
+          <wp:inline distT="0" distB="0" distL="0" distR="0" wp14:anchorId="0F3A3D32" wp14:editId="1E821052">
+            <wp:extent cx="5540295" cy="3116415"/>
+            <wp:effectExtent l="0" t="0" r="3810" b="8255"/>
             <wp:docPr id="686777997" name="Picture 1"/>
             <wp:cNvGraphicFramePr>
               <a:graphicFrameLocks xmlns:a="http://schemas.openxmlformats.org/drawingml/2006/main" noChangeAspect="1"/>
@@ -397,7 +340,7 @@
               <a:graphicData uri="http://schemas.openxmlformats.org/drawingml/2006/picture">
                 <pic:pic xmlns:pic="http://schemas.openxmlformats.org/drawingml/2006/picture">
                   <pic:nvPicPr>
-                    <pic:cNvPr id="686777997" name="Picture 686777997"/>
+                    <pic:cNvPr id="686777997" name="Picture 1"/>
                     <pic:cNvPicPr/>
                   </pic:nvPicPr>
                   <pic:blipFill>
@@ -415,7 +358,7 @@
                   <pic:spPr>
                     <a:xfrm>
                       <a:off x="0" y="0"/>
-                      <a:ext cx="5540295" cy="3415896"/>
+                      <a:ext cx="5540295" cy="3116415"/>
                     </a:xfrm>
                     <a:prstGeom prst="rect">
                       <a:avLst/>
@@ -473,379 +416,508 @@
           <w:sz w:val="32"/>
           <w:szCs w:val="32"/>
         </w:rPr>
-        <w:t>Draw a diagram or write a list showing the DOM structure (parent-child relationships) of your myprofile.html page. Include at least 3 levels (html &gt; body &gt; your content). what is the task says to do and how</w:t>
-      </w:r>
-    </w:p>
-    <w:p>
-      <w:pPr>
-        <w:pStyle w:val="ListParagraph"/>
-        <w:numPr>
-          <w:ilvl w:val="0"/>
-          <w:numId w:val="2"/>
-        </w:numPr>
-        <w:rPr>
+        <w:t xml:space="preserve">Draw a diagram or write a list showing the DOM structure (parent-child relationships) of your myprofile.html page. Include at least 3 levels (html &gt; body &gt; your content). what is the task </w:t>
+      </w:r>
+      <w:proofErr w:type="gramStart"/>
+      <w:r>
+        <w:rPr>
+          <w:b/>
+          <w:bCs/>
           <w:sz w:val="32"/>
           <w:szCs w:val="32"/>
         </w:rPr>
-      </w:pPr>
-      <w:r>
-        <w:rPr>
+        <w:t>says</w:t>
+      </w:r>
+      <w:proofErr w:type="gramEnd"/>
+      <w:r>
+        <w:rPr>
+          <w:b/>
+          <w:bCs/>
           <w:sz w:val="32"/>
           <w:szCs w:val="32"/>
         </w:rPr>
-        <w:t>html</w:t>
-      </w:r>
-    </w:p>
-    <w:p>
-      <w:pPr>
-        <w:pStyle w:val="ListParagraph"/>
-        <w:numPr>
-          <w:ilvl w:val="0"/>
-          <w:numId w:val="2"/>
-        </w:numPr>
-        <w:rPr>
-          <w:sz w:val="32"/>
-          <w:szCs w:val="32"/>
-        </w:rPr>
-      </w:pPr>
-      <w:r>
-        <w:rPr>
-          <w:sz w:val="32"/>
-          <w:szCs w:val="32"/>
-        </w:rPr>
+        <w:t xml:space="preserve"> to do and how</w:t>
+      </w:r>
+    </w:p>
+    <w:p>
+      <w:pPr>
+        <w:pStyle w:val="NoSpacing"/>
+      </w:pPr>
+      <w:r>
+        <w:t>HTML</w:t>
+      </w:r>
+    </w:p>
+    <w:p>
+      <w:pPr>
+        <w:pStyle w:val="NoSpacing"/>
+      </w:pPr>
+      <w:r>
         <w:t>│</w:t>
       </w:r>
     </w:p>
     <w:p>
       <w:pPr>
-        <w:pStyle w:val="ListParagraph"/>
-        <w:numPr>
-          <w:ilvl w:val="0"/>
-          <w:numId w:val="2"/>
-        </w:numPr>
-        <w:rPr>
-          <w:sz w:val="32"/>
-          <w:szCs w:val="32"/>
-        </w:rPr>
-      </w:pPr>
-      <w:r>
-        <w:rPr>
-          <w:rFonts w:ascii="MS Gothic" w:eastAsia="MS Gothic" w:hAnsi="MS Gothic" w:cs="MS Gothic"/>
-          <w:sz w:val="32"/>
-          <w:szCs w:val="32"/>
-        </w:rPr>
-        <w:t>|</w:t>
+        <w:pStyle w:val="NoSpacing"/>
+      </w:pPr>
+      <w:r>
+        <w:rPr>
+          <w:rFonts w:ascii="MS Gothic" w:eastAsia="MS Gothic" w:hAnsi="MS Gothic" w:cs="MS Gothic" w:hint="eastAsia"/>
+        </w:rPr>
+        <w:t>├</w:t>
       </w:r>
       <w:r>
         <w:rPr>
           <w:rFonts w:ascii="Calibri" w:hAnsi="Calibri" w:cs="Calibri"/>
-          <w:sz w:val="32"/>
-          <w:szCs w:val="32"/>
         </w:rPr>
         <w:t>──</w:t>
       </w:r>
       <w:r>
-        <w:rPr>
-          <w:sz w:val="32"/>
-          <w:szCs w:val="32"/>
-        </w:rPr>
-        <w:t xml:space="preserve"> head</w:t>
-      </w:r>
-    </w:p>
-    <w:p>
-      <w:pPr>
-        <w:pStyle w:val="ListParagraph"/>
-        <w:numPr>
-          <w:ilvl w:val="0"/>
-          <w:numId w:val="2"/>
-        </w:numPr>
-        <w:rPr>
-          <w:sz w:val="32"/>
-          <w:szCs w:val="32"/>
-        </w:rPr>
-      </w:pPr>
-      <w:r>
-        <w:rPr>
-          <w:sz w:val="32"/>
-          <w:szCs w:val="32"/>
-        </w:rPr>
-        <w:t>│   └── title</w:t>
-      </w:r>
-    </w:p>
-    <w:p>
-      <w:pPr>
-        <w:pStyle w:val="ListParagraph"/>
-        <w:numPr>
-          <w:ilvl w:val="0"/>
-          <w:numId w:val="2"/>
-        </w:numPr>
-        <w:rPr>
-          <w:sz w:val="32"/>
-          <w:szCs w:val="32"/>
-        </w:rPr>
-      </w:pPr>
-      <w:r>
-        <w:rPr>
-          <w:sz w:val="32"/>
-          <w:szCs w:val="32"/>
-        </w:rPr>
+        <w:t xml:space="preserve"> &lt;html lang="</w:t>
+      </w:r>
+      <w:proofErr w:type="spellStart"/>
+      <w:r>
+        <w:t>en</w:t>
+      </w:r>
+      <w:proofErr w:type="spellEnd"/>
+      <w:r>
+        <w:t>"&gt;</w:t>
+      </w:r>
+    </w:p>
+    <w:p>
+      <w:pPr>
+        <w:pStyle w:val="NoSpacing"/>
+      </w:pPr>
+      <w:r>
+        <w:t>│   │</w:t>
+      </w:r>
+    </w:p>
+    <w:p>
+      <w:pPr>
+        <w:pStyle w:val="NoSpacing"/>
+      </w:pPr>
+      <w:r>
+        <w:t xml:space="preserve">│   </w:t>
+      </w:r>
+      <w:r>
+        <w:rPr>
+          <w:rFonts w:ascii="MS Gothic" w:eastAsia="MS Gothic" w:hAnsi="MS Gothic" w:cs="MS Gothic" w:hint="eastAsia"/>
+        </w:rPr>
+        <w:t>├</w:t>
+      </w:r>
+      <w:r>
+        <w:rPr>
+          <w:rFonts w:ascii="Calibri" w:hAnsi="Calibri" w:cs="Calibri"/>
+        </w:rPr>
+        <w:t>──</w:t>
+      </w:r>
+      <w:r>
+        <w:t xml:space="preserve"> &lt;head&gt;</w:t>
+      </w:r>
+    </w:p>
+    <w:p>
+      <w:pPr>
+        <w:pStyle w:val="NoSpacing"/>
+      </w:pPr>
+      <w:r>
+        <w:t>│   │   │</w:t>
+      </w:r>
+    </w:p>
+    <w:p>
+      <w:pPr>
+        <w:pStyle w:val="NoSpacing"/>
+      </w:pPr>
+      <w:r>
+        <w:t xml:space="preserve">│   │   </w:t>
+      </w:r>
+      <w:r>
+        <w:rPr>
+          <w:rFonts w:ascii="MS Gothic" w:eastAsia="MS Gothic" w:hAnsi="MS Gothic" w:cs="MS Gothic" w:hint="eastAsia"/>
+        </w:rPr>
+        <w:t>├</w:t>
+      </w:r>
+      <w:r>
+        <w:rPr>
+          <w:rFonts w:ascii="Calibri" w:hAnsi="Calibri" w:cs="Calibri"/>
+        </w:rPr>
+        <w:t>──</w:t>
+      </w:r>
+      <w:r>
+        <w:t xml:space="preserve"> &lt;meta charset="UTF-8"&gt;</w:t>
+      </w:r>
+    </w:p>
+    <w:p>
+      <w:pPr>
+        <w:pStyle w:val="NoSpacing"/>
+      </w:pPr>
+      <w:r>
+        <w:t>│   │   │</w:t>
+      </w:r>
+    </w:p>
+    <w:p>
+      <w:pPr>
+        <w:pStyle w:val="NoSpacing"/>
+      </w:pPr>
+      <w:r>
+        <w:t xml:space="preserve">│   │   </w:t>
+      </w:r>
+      <w:r>
+        <w:rPr>
+          <w:rFonts w:ascii="MS Gothic" w:eastAsia="MS Gothic" w:hAnsi="MS Gothic" w:cs="MS Gothic" w:hint="eastAsia"/>
+        </w:rPr>
+        <w:t>├</w:t>
+      </w:r>
+      <w:r>
+        <w:rPr>
+          <w:rFonts w:ascii="Calibri" w:hAnsi="Calibri" w:cs="Calibri"/>
+        </w:rPr>
+        <w:t>──</w:t>
+      </w:r>
+      <w:r>
+        <w:t xml:space="preserve"> &lt;meta name="viewport" ...&gt;</w:t>
+      </w:r>
+    </w:p>
+    <w:p>
+      <w:pPr>
+        <w:pStyle w:val="NoSpacing"/>
+      </w:pPr>
+      <w:r>
+        <w:t>│   │   │</w:t>
+      </w:r>
+    </w:p>
+    <w:p>
+      <w:pPr>
+        <w:pStyle w:val="NoSpacing"/>
+      </w:pPr>
+      <w:r>
+        <w:t>│   │   └── &lt;title&gt;</w:t>
+      </w:r>
+    </w:p>
+    <w:p>
+      <w:pPr>
+        <w:pStyle w:val="NoSpacing"/>
+      </w:pPr>
+      <w:r>
+        <w:t>│   │       └── my profile</w:t>
+      </w:r>
+    </w:p>
+    <w:p>
+      <w:pPr>
+        <w:pStyle w:val="NoSpacing"/>
+      </w:pPr>
+      <w:r>
+        <w:t>│   │</w:t>
+      </w:r>
+    </w:p>
+    <w:p>
+      <w:pPr>
+        <w:pStyle w:val="NoSpacing"/>
+      </w:pPr>
+      <w:r>
+        <w:t>│   └── &lt;body&gt;</w:t>
+      </w:r>
+    </w:p>
+    <w:p>
+      <w:pPr>
+        <w:pStyle w:val="NoSpacing"/>
+      </w:pPr>
+      <w:r>
+        <w:t>│       │</w:t>
+      </w:r>
+    </w:p>
+    <w:p>
+      <w:pPr>
+        <w:pStyle w:val="NoSpacing"/>
+      </w:pPr>
+      <w:r>
+        <w:t>│       └── &lt;div&gt;</w:t>
+      </w:r>
+    </w:p>
+    <w:p>
+      <w:pPr>
+        <w:pStyle w:val="NoSpacing"/>
+      </w:pPr>
+      <w:r>
+        <w:t>│           │</w:t>
+      </w:r>
+    </w:p>
+    <w:p>
+      <w:pPr>
+        <w:pStyle w:val="NoSpacing"/>
+      </w:pPr>
+      <w:r>
+        <w:t xml:space="preserve">│           </w:t>
+      </w:r>
+      <w:r>
+        <w:rPr>
+          <w:rFonts w:ascii="MS Gothic" w:eastAsia="MS Gothic" w:hAnsi="MS Gothic" w:cs="MS Gothic" w:hint="eastAsia"/>
+        </w:rPr>
+        <w:t>├</w:t>
+      </w:r>
+      <w:r>
+        <w:rPr>
+          <w:rFonts w:ascii="Calibri" w:hAnsi="Calibri" w:cs="Calibri"/>
+        </w:rPr>
+        <w:t>──</w:t>
+      </w:r>
+      <w:r>
+        <w:t xml:space="preserve"> &lt;h1&gt;</w:t>
+      </w:r>
+    </w:p>
+    <w:p>
+      <w:pPr>
+        <w:pStyle w:val="NoSpacing"/>
+      </w:pPr>
+      <w:r>
+        <w:t>│           │   └── My Profile</w:t>
+      </w:r>
+    </w:p>
+    <w:p>
+      <w:pPr>
+        <w:pStyle w:val="NoSpacing"/>
+      </w:pPr>
+      <w:r>
+        <w:t>│           │</w:t>
+      </w:r>
+    </w:p>
+    <w:p>
+      <w:pPr>
+        <w:pStyle w:val="NoSpacing"/>
+      </w:pPr>
+      <w:r>
+        <w:t xml:space="preserve">│           </w:t>
+      </w:r>
+      <w:r>
+        <w:rPr>
+          <w:rFonts w:ascii="MS Gothic" w:eastAsia="MS Gothic" w:hAnsi="MS Gothic" w:cs="MS Gothic" w:hint="eastAsia"/>
+        </w:rPr>
+        <w:t>├</w:t>
+      </w:r>
+      <w:r>
+        <w:rPr>
+          <w:rFonts w:ascii="Calibri" w:hAnsi="Calibri" w:cs="Calibri"/>
+        </w:rPr>
+        <w:t>──</w:t>
+      </w:r>
+      <w:r>
+        <w:t xml:space="preserve"> &lt;</w:t>
+      </w:r>
+      <w:proofErr w:type="spellStart"/>
+      <w:r>
+        <w:t>img</w:t>
+      </w:r>
+      <w:proofErr w:type="spellEnd"/>
+      <w:r>
+        <w:t>&gt;</w:t>
+      </w:r>
+    </w:p>
+    <w:p>
+      <w:pPr>
+        <w:pStyle w:val="NoSpacing"/>
+      </w:pPr>
+      <w:r>
+        <w:t xml:space="preserve">│           │   </w:t>
+      </w:r>
+      <w:r>
+        <w:rPr>
+          <w:rFonts w:ascii="MS Gothic" w:eastAsia="MS Gothic" w:hAnsi="MS Gothic" w:cs="MS Gothic" w:hint="eastAsia"/>
+        </w:rPr>
+        <w:t>├</w:t>
+      </w:r>
+      <w:r>
+        <w:rPr>
+          <w:rFonts w:ascii="Calibri" w:hAnsi="Calibri" w:cs="Calibri"/>
+        </w:rPr>
+        <w:t>──</w:t>
+      </w:r>
+      <w:r>
+        <w:t xml:space="preserve"> </w:t>
+      </w:r>
+      <w:proofErr w:type="spellStart"/>
+      <w:r>
+        <w:t>src</w:t>
+      </w:r>
+      <w:proofErr w:type="spellEnd"/>
+      <w:r>
+        <w:t xml:space="preserve"> = "relaxing-cat.jpg"</w:t>
+      </w:r>
+    </w:p>
+    <w:p>
+      <w:pPr>
+        <w:pStyle w:val="NoSpacing"/>
+      </w:pPr>
+      <w:r>
+        <w:t xml:space="preserve">│           │   </w:t>
+      </w:r>
+      <w:r>
+        <w:rPr>
+          <w:rFonts w:ascii="MS Gothic" w:eastAsia="MS Gothic" w:hAnsi="MS Gothic" w:cs="MS Gothic" w:hint="eastAsia"/>
+        </w:rPr>
+        <w:t>├</w:t>
+      </w:r>
+      <w:r>
+        <w:rPr>
+          <w:rFonts w:ascii="Calibri" w:hAnsi="Calibri" w:cs="Calibri"/>
+        </w:rPr>
+        <w:t>──</w:t>
+      </w:r>
+      <w:r>
+        <w:t xml:space="preserve"> alt = "cat image"</w:t>
+      </w:r>
+    </w:p>
+    <w:p>
+      <w:pPr>
+        <w:pStyle w:val="NoSpacing"/>
+      </w:pPr>
+      <w:r>
+        <w:t xml:space="preserve">│           │   </w:t>
+      </w:r>
+      <w:r>
+        <w:rPr>
+          <w:rFonts w:ascii="MS Gothic" w:eastAsia="MS Gothic" w:hAnsi="MS Gothic" w:cs="MS Gothic" w:hint="eastAsia"/>
+        </w:rPr>
+        <w:t>├</w:t>
+      </w:r>
+      <w:r>
+        <w:rPr>
+          <w:rFonts w:ascii="Calibri" w:hAnsi="Calibri" w:cs="Calibri"/>
+        </w:rPr>
+        <w:t>──</w:t>
+      </w:r>
+      <w:r>
+        <w:t xml:space="preserve"> height = "50px"</w:t>
+      </w:r>
+    </w:p>
+    <w:p>
+      <w:pPr>
+        <w:pStyle w:val="NoSpacing"/>
+      </w:pPr>
+      <w:r>
+        <w:t>│           │   └── width = "50px"</w:t>
+      </w:r>
+    </w:p>
+    <w:p>
+      <w:pPr>
+        <w:pStyle w:val="NoSpacing"/>
+      </w:pPr>
+      <w:r>
+        <w:t>│           │</w:t>
+      </w:r>
+    </w:p>
+    <w:p>
+      <w:pPr>
+        <w:pStyle w:val="NoSpacing"/>
+      </w:pPr>
+      <w:r>
+        <w:t xml:space="preserve">│           </w:t>
+      </w:r>
+      <w:r>
+        <w:rPr>
+          <w:rFonts w:ascii="MS Gothic" w:eastAsia="MS Gothic" w:hAnsi="MS Gothic" w:cs="MS Gothic" w:hint="eastAsia"/>
+        </w:rPr>
+        <w:t>├</w:t>
+      </w:r>
+      <w:r>
+        <w:rPr>
+          <w:rFonts w:ascii="Calibri" w:hAnsi="Calibri" w:cs="Calibri"/>
+        </w:rPr>
+        <w:t>──</w:t>
+      </w:r>
+      <w:r>
+        <w:t xml:space="preserve"> &lt;p&gt;</w:t>
+      </w:r>
+    </w:p>
+    <w:p>
+      <w:pPr>
+        <w:pStyle w:val="NoSpacing"/>
+      </w:pPr>
+      <w:r>
+        <w:t>│           │   └── Sardhara Jesil</w:t>
+      </w:r>
+    </w:p>
+    <w:p>
+      <w:pPr>
+        <w:pStyle w:val="NoSpacing"/>
+      </w:pPr>
+      <w:r>
+        <w:t>│           │</w:t>
+      </w:r>
+    </w:p>
+    <w:p>
+      <w:pPr>
+        <w:pStyle w:val="NoSpacing"/>
+      </w:pPr>
+      <w:r>
+        <w:t>│           └── &lt;p&gt;</w:t>
+      </w:r>
+    </w:p>
+    <w:p>
+      <w:pPr>
+        <w:pStyle w:val="NoSpacing"/>
+      </w:pPr>
+      <w:r>
+        <w:t xml:space="preserve">│               └── I am Sardhara Jesil, </w:t>
+      </w:r>
+      <w:proofErr w:type="spellStart"/>
+      <w:r>
+        <w:t>i</w:t>
+      </w:r>
+      <w:proofErr w:type="spellEnd"/>
+      <w:r>
+        <w:t xml:space="preserve"> </w:t>
+      </w:r>
+      <w:proofErr w:type="spellStart"/>
+      <w:r>
+        <w:t>Complated</w:t>
+      </w:r>
+      <w:proofErr w:type="spellEnd"/>
+      <w:r>
+        <w:t xml:space="preserve"> my </w:t>
+      </w:r>
+      <w:proofErr w:type="spellStart"/>
+      <w:r>
+        <w:t>bca</w:t>
+      </w:r>
+      <w:proofErr w:type="spellEnd"/>
+    </w:p>
+    <w:p>
+      <w:pPr>
+        <w:pStyle w:val="NoSpacing"/>
+      </w:pPr>
+      <w:r>
+        <w:t xml:space="preserve">│                   and now </w:t>
+      </w:r>
+      <w:proofErr w:type="spellStart"/>
+      <w:r>
+        <w:t>lerning</w:t>
+      </w:r>
+      <w:proofErr w:type="spellEnd"/>
+      <w:r>
+        <w:t xml:space="preserve"> full stack java development</w:t>
+      </w:r>
+    </w:p>
+    <w:p>
+      <w:pPr>
+        <w:pStyle w:val="NoSpacing"/>
+      </w:pPr>
+      <w:r>
+        <w:t>│                   from TOPS</w:t>
+      </w:r>
+    </w:p>
+    <w:p>
+      <w:pPr>
+        <w:pStyle w:val="NoSpacing"/>
+      </w:pPr>
+      <w:r>
         <w:t>│</w:t>
       </w:r>
     </w:p>
     <w:p>
       <w:pPr>
-        <w:pStyle w:val="ListParagraph"/>
-        <w:numPr>
-          <w:ilvl w:val="0"/>
-          <w:numId w:val="2"/>
-        </w:numPr>
-        <w:rPr>
-          <w:sz w:val="32"/>
-          <w:szCs w:val="32"/>
-        </w:rPr>
-      </w:pPr>
-      <w:r>
-        <w:rPr>
-          <w:sz w:val="32"/>
-          <w:szCs w:val="32"/>
-        </w:rPr>
-        <w:t>└── body</w:t>
-      </w:r>
-    </w:p>
-    <w:p>
-      <w:pPr>
-        <w:pStyle w:val="ListParagraph"/>
-        <w:numPr>
-          <w:ilvl w:val="0"/>
-          <w:numId w:val="2"/>
-        </w:numPr>
-        <w:rPr>
-          <w:sz w:val="32"/>
-          <w:szCs w:val="32"/>
-        </w:rPr>
-      </w:pPr>
-      <w:r>
-        <w:rPr>
-          <w:sz w:val="32"/>
-          <w:szCs w:val="32"/>
-        </w:rPr>
-        <w:t xml:space="preserve">    │</w:t>
-      </w:r>
-    </w:p>
-    <w:p>
-      <w:pPr>
-        <w:pStyle w:val="ListParagraph"/>
-        <w:numPr>
-          <w:ilvl w:val="0"/>
-          <w:numId w:val="2"/>
-        </w:numPr>
-        <w:rPr>
-          <w:sz w:val="32"/>
-          <w:szCs w:val="32"/>
-        </w:rPr>
-      </w:pPr>
-      <w:r>
-        <w:rPr>
-          <w:sz w:val="32"/>
-          <w:szCs w:val="32"/>
-        </w:rPr>
-        <w:t xml:space="preserve">    </w:t>
-      </w:r>
-      <w:r>
-        <w:rPr>
-          <w:rFonts w:ascii="MS Gothic" w:eastAsia="MS Gothic" w:hAnsi="MS Gothic" w:cs="MS Gothic"/>
-          <w:sz w:val="32"/>
-          <w:szCs w:val="32"/>
-        </w:rPr>
-        <w:t>|__</w:t>
-      </w:r>
-      <w:proofErr w:type="spellStart"/>
-      <w:r>
-        <w:rPr>
-          <w:rFonts w:ascii="MS Gothic" w:eastAsia="MS Gothic" w:hAnsi="MS Gothic" w:cs="MS Gothic"/>
-          <w:sz w:val="32"/>
-          <w:szCs w:val="32"/>
-        </w:rPr>
-        <w:t>img</w:t>
-      </w:r>
-      <w:proofErr w:type="spellEnd"/>
-    </w:p>
-    <w:p>
-      <w:pPr>
-        <w:pStyle w:val="ListParagraph"/>
-        <w:numPr>
-          <w:ilvl w:val="0"/>
-          <w:numId w:val="2"/>
-        </w:numPr>
-        <w:rPr>
-          <w:sz w:val="32"/>
-          <w:szCs w:val="32"/>
-        </w:rPr>
-      </w:pPr>
-      <w:r>
-        <w:rPr>
-          <w:rFonts w:ascii="MS Gothic" w:eastAsia="MS Gothic" w:hAnsi="MS Gothic" w:cs="MS Gothic"/>
-          <w:sz w:val="32"/>
-          <w:szCs w:val="32"/>
-        </w:rPr>
-        <w:t xml:space="preserve">  |</w:t>
-      </w:r>
-    </w:p>
-    <w:p>
-      <w:pPr>
-        <w:pStyle w:val="ListParagraph"/>
-        <w:numPr>
-          <w:ilvl w:val="0"/>
-          <w:numId w:val="2"/>
-        </w:numPr>
-        <w:rPr>
-          <w:sz w:val="32"/>
-          <w:szCs w:val="32"/>
-        </w:rPr>
-      </w:pPr>
-      <w:r>
-        <w:rPr>
-          <w:rFonts w:ascii="MS Gothic" w:eastAsia="MS Gothic" w:hAnsi="MS Gothic" w:cs="MS Gothic"/>
-          <w:sz w:val="32"/>
-          <w:szCs w:val="32"/>
-        </w:rPr>
-        <w:t xml:space="preserve">  </w:t>
-      </w:r>
-      <w:r>
-        <w:rPr>
-          <w:rFonts w:ascii="MS Gothic" w:eastAsia="MS Gothic" w:hAnsi="MS Gothic" w:cs="MS Gothic"/>
-          <w:sz w:val="32"/>
-          <w:szCs w:val="32"/>
-        </w:rPr>
-        <w:t>|</w:t>
-      </w:r>
-      <w:r>
-        <w:rPr>
-          <w:rFonts w:ascii="Calibri" w:hAnsi="Calibri" w:cs="Calibri"/>
-          <w:sz w:val="32"/>
-          <w:szCs w:val="32"/>
-        </w:rPr>
-        <w:t>──</w:t>
-      </w:r>
-      <w:r>
-        <w:rPr>
-          <w:sz w:val="32"/>
-          <w:szCs w:val="32"/>
-        </w:rPr>
-        <w:t xml:space="preserve"> h1</w:t>
-      </w:r>
-    </w:p>
-    <w:p>
-      <w:pPr>
-        <w:pStyle w:val="ListParagraph"/>
-        <w:numPr>
-          <w:ilvl w:val="0"/>
-          <w:numId w:val="2"/>
-        </w:numPr>
-        <w:rPr>
-          <w:sz w:val="32"/>
-          <w:szCs w:val="32"/>
-        </w:rPr>
-      </w:pPr>
-      <w:r>
-        <w:rPr>
-          <w:sz w:val="32"/>
-          <w:szCs w:val="32"/>
-        </w:rPr>
-        <w:t xml:space="preserve">    │   └── "Vishwa Patel"</w:t>
-      </w:r>
-    </w:p>
-    <w:p>
-      <w:pPr>
-        <w:pStyle w:val="ListParagraph"/>
-        <w:numPr>
-          <w:ilvl w:val="0"/>
-          <w:numId w:val="2"/>
-        </w:numPr>
-        <w:rPr>
-          <w:sz w:val="32"/>
-          <w:szCs w:val="32"/>
-        </w:rPr>
-      </w:pPr>
-      <w:r>
-        <w:rPr>
-          <w:sz w:val="32"/>
-          <w:szCs w:val="32"/>
-        </w:rPr>
-        <w:t xml:space="preserve">    │</w:t>
-      </w:r>
-    </w:p>
-    <w:p>
-      <w:pPr>
-        <w:pStyle w:val="ListParagraph"/>
-        <w:numPr>
-          <w:ilvl w:val="0"/>
-          <w:numId w:val="2"/>
-        </w:numPr>
-        <w:rPr>
-          <w:sz w:val="32"/>
-          <w:szCs w:val="32"/>
-        </w:rPr>
-      </w:pPr>
-      <w:r>
-        <w:rPr>
-          <w:sz w:val="32"/>
-          <w:szCs w:val="32"/>
-        </w:rPr>
-        <w:t xml:space="preserve">    </w:t>
-      </w:r>
-      <w:r>
-        <w:rPr>
-          <w:rFonts w:ascii="MS Gothic" w:eastAsia="MS Gothic" w:hAnsi="MS Gothic" w:cs="MS Gothic"/>
-          <w:sz w:val="32"/>
-          <w:szCs w:val="32"/>
-        </w:rPr>
-        <w:t>|</w:t>
-      </w:r>
-      <w:r>
-        <w:rPr>
-          <w:rFonts w:ascii="Calibri" w:hAnsi="Calibri" w:cs="Calibri"/>
-          <w:sz w:val="32"/>
-          <w:szCs w:val="32"/>
-        </w:rPr>
-        <w:t>──</w:t>
-      </w:r>
-      <w:r>
-        <w:rPr>
-          <w:sz w:val="32"/>
-          <w:szCs w:val="32"/>
-        </w:rPr>
-        <w:t xml:space="preserve"> p</w:t>
-      </w:r>
-    </w:p>
-    <w:p>
-      <w:pPr>
-        <w:pStyle w:val="ListParagraph"/>
-        <w:numPr>
-          <w:ilvl w:val="0"/>
-          <w:numId w:val="2"/>
-        </w:numPr>
-        <w:rPr>
-          <w:sz w:val="32"/>
-          <w:szCs w:val="32"/>
-        </w:rPr>
-      </w:pPr>
-      <w:r>
-        <w:rPr>
-          <w:sz w:val="32"/>
-          <w:szCs w:val="32"/>
-        </w:rPr>
-        <w:t xml:space="preserve">    │   └── "I am a Computer Engineering graduate..."</w:t>
-      </w:r>
-    </w:p>
-    <w:p>
-      <w:pPr>
-        <w:pStyle w:val="ListParagraph"/>
-        <w:rPr>
-          <w:sz w:val="32"/>
-          <w:szCs w:val="32"/>
-        </w:rPr>
-      </w:pPr>
+        <w:pStyle w:val="NoSpacing"/>
+      </w:pPr>
+      <w:r>
+        <w:t>└── &lt;/html&gt;</w:t>
+      </w:r>
     </w:p>
     <w:sectPr>
       <w:pgSz w:w="11906" w:h="16838"/>
@@ -1697,6 +1769,7 @@
   <w:style w:type="character" w:default="1" w:styleId="DefaultParagraphFont">
     <w:name w:val="Default Paragraph Font"/>
     <w:uiPriority w:val="1"/>
+    <w:semiHidden/>
     <w:unhideWhenUsed/>
   </w:style>
   <w:style w:type="table" w:default="1" w:styleId="TableNormal">
@@ -2009,6 +2082,15 @@
       <w:color w:val="2F5496" w:themeColor="accent1" w:themeShade="BF"/>
       <w:spacing w:val="5"/>
     </w:rPr>
+  </w:style>
+  <w:style w:type="paragraph" w:styleId="NoSpacing">
+    <w:name w:val="No Spacing"/>
+    <w:uiPriority w:val="1"/>
+    <w:qFormat/>
+    <w:rsid w:val="006560BD"/>
+    <w:pPr>
+      <w:spacing w:after="0" w:line="240" w:lineRule="auto"/>
+    </w:pPr>
   </w:style>
 </w:styles>
 </file>
